--- a/Excel/3rd_10th_june.docx
+++ b/Excel/3rd_10th_june.docx
@@ -94,6 +94,7 @@
       </w:pPr>
       <w:r>
         <w:rPr>
+          <w:noProof/>
           <w:sz w:val="24"/>
           <w:szCs w:val="24"/>
           <w:lang w:val="en-US"/>
@@ -145,6 +146,7 @@
       </w:pPr>
       <w:r>
         <w:rPr>
+          <w:noProof/>
           <w:sz w:val="24"/>
           <w:szCs w:val="24"/>
           <w:lang w:val="en-US"/>
@@ -185,35 +187,6 @@
           </wp:inline>
         </w:drawing>
       </w:r>
-      <w:bookmarkStart w:id="0" w:name="_GoBack"/>
-      <w:bookmarkEnd w:id="0"/>
-    </w:p>
-    <w:p>
-      <w:pPr>
-        <w:rPr>
-          <w:sz w:val="24"/>
-          <w:szCs w:val="24"/>
-          <w:lang w:val="en-US"/>
-        </w:rPr>
-      </w:pPr>
-    </w:p>
-    <w:p>
-      <w:pPr>
-        <w:rPr>
-          <w:sz w:val="24"/>
-          <w:szCs w:val="24"/>
-          <w:lang w:val="en-US"/>
-        </w:rPr>
-      </w:pPr>
-    </w:p>
-    <w:p>
-      <w:pPr>
-        <w:rPr>
-          <w:sz w:val="24"/>
-          <w:szCs w:val="24"/>
-          <w:lang w:val="en-US"/>
-        </w:rPr>
-      </w:pPr>
     </w:p>
     <w:p>
       <w:pPr>
@@ -280,6 +253,7 @@
           <w:szCs w:val="24"/>
           <w:lang w:val="en-US"/>
         </w:rPr>
+        <w:lastRenderedPageBreak/>
         <w:t>AVERAGEIF(</w:t>
       </w:r>
       <w:proofErr w:type="gramEnd"/>
@@ -456,14 +430,15 @@
       </w:pPr>
       <w:r>
         <w:rPr>
+          <w:noProof/>
           <w:sz w:val="24"/>
           <w:szCs w:val="24"/>
           <w:lang w:val="en-US"/>
         </w:rPr>
         <w:drawing>
-          <wp:inline distT="0" distB="0" distL="0" distR="0" wp14:anchorId="6DECBFD0" wp14:editId="55D7E76B">
-            <wp:extent cx="5731510" cy="3458818"/>
-            <wp:effectExtent l="0" t="0" r="2540" b="8890"/>
+          <wp:inline distT="0" distB="0" distL="0" distR="0" wp14:anchorId="6DECBFD0" wp14:editId="073BEC4F">
+            <wp:extent cx="5730503" cy="3172570"/>
+            <wp:effectExtent l="0" t="0" r="3810" b="8890"/>
             <wp:docPr id="3" name="Picture 3"/>
             <wp:cNvGraphicFramePr>
               <a:graphicFrameLocks xmlns:a="http://schemas.openxmlformats.org/drawingml/2006/main" noChangeAspect="1"/>
@@ -484,7 +459,7 @@
                   <pic:spPr>
                     <a:xfrm>
                       <a:off x="0" y="0"/>
-                      <a:ext cx="5741970" cy="3465130"/>
+                      <a:ext cx="5745015" cy="3180604"/>
                     </a:xfrm>
                     <a:prstGeom prst="rect">
                       <a:avLst/>
@@ -507,11 +482,11 @@
       </w:pPr>
       <w:r>
         <w:rPr>
-          <w:sz w:val="24"/>
-          <w:szCs w:val="24"/>
-          <w:lang w:val="en-US"/>
-        </w:rPr>
-        <w:lastRenderedPageBreak/>
+          <w:noProof/>
+          <w:sz w:val="24"/>
+          <w:szCs w:val="24"/>
+          <w:lang w:val="en-US"/>
+        </w:rPr>
         <w:drawing>
           <wp:inline distT="0" distB="0" distL="0" distR="0" wp14:anchorId="16C76006" wp14:editId="41EE8066">
             <wp:extent cx="5731510" cy="3434963"/>
@@ -548,6 +523,248 @@
           </wp:inline>
         </w:drawing>
       </w:r>
+    </w:p>
+    <w:p>
+      <w:pPr>
+        <w:rPr>
+          <w:sz w:val="24"/>
+          <w:szCs w:val="24"/>
+          <w:lang w:val="en-US"/>
+        </w:rPr>
+      </w:pPr>
+    </w:p>
+    <w:p>
+      <w:pPr>
+        <w:rPr>
+          <w:sz w:val="24"/>
+          <w:szCs w:val="24"/>
+          <w:lang w:val="en-US"/>
+        </w:rPr>
+      </w:pPr>
+    </w:p>
+    <w:p>
+      <w:pPr>
+        <w:pStyle w:val="ListParagraph"/>
+        <w:numPr>
+          <w:ilvl w:val="0"/>
+          <w:numId w:val="2"/>
+        </w:numPr>
+        <w:rPr>
+          <w:sz w:val="24"/>
+          <w:szCs w:val="24"/>
+          <w:lang w:val="en-US"/>
+        </w:rPr>
+      </w:pPr>
+      <w:proofErr w:type="gramStart"/>
+      <w:r>
+        <w:rPr>
+          <w:sz w:val="24"/>
+          <w:szCs w:val="24"/>
+          <w:lang w:val="en-US"/>
+        </w:rPr>
+        <w:lastRenderedPageBreak/>
+        <w:t>LOOKUP(</w:t>
+      </w:r>
+      <w:proofErr w:type="gramEnd"/>
+      <w:r>
+        <w:rPr>
+          <w:sz w:val="24"/>
+          <w:szCs w:val="24"/>
+          <w:lang w:val="en-US"/>
+        </w:rPr>
+        <w:t>looup_value, lookup_vector, result vector)</w:t>
+      </w:r>
+      <w:r>
+        <w:rPr>
+          <w:sz w:val="24"/>
+          <w:szCs w:val="24"/>
+          <w:lang w:val="en-US"/>
+        </w:rPr>
+        <w:tab/>
+      </w:r>
+      <w:r>
+        <w:rPr>
+          <w:sz w:val="24"/>
+          <w:szCs w:val="24"/>
+          <w:lang w:val="en-US"/>
+        </w:rPr>
+        <w:sym w:font="Wingdings" w:char="F0E0"/>
+      </w:r>
+      <w:r>
+        <w:rPr>
+          <w:sz w:val="24"/>
+          <w:szCs w:val="24"/>
+          <w:lang w:val="en-US"/>
+        </w:rPr>
+        <w:t xml:space="preserve"> it searches for a value in row or column and returns the corresponding value from another row and column</w:t>
+      </w:r>
+    </w:p>
+    <w:p>
+      <w:pPr>
+        <w:pStyle w:val="ListParagraph"/>
+        <w:numPr>
+          <w:ilvl w:val="2"/>
+          <w:numId w:val="2"/>
+        </w:numPr>
+        <w:rPr>
+          <w:sz w:val="24"/>
+          <w:szCs w:val="24"/>
+          <w:lang w:val="en-US"/>
+        </w:rPr>
+      </w:pPr>
+      <w:r>
+        <w:rPr>
+          <w:sz w:val="24"/>
+          <w:szCs w:val="24"/>
+          <w:lang w:val="en-US"/>
+        </w:rPr>
+        <w:t xml:space="preserve">Lookup_value  </w:t>
+      </w:r>
+      <w:r>
+        <w:rPr>
+          <w:sz w:val="24"/>
+          <w:szCs w:val="24"/>
+          <w:lang w:val="en-US"/>
+        </w:rPr>
+        <w:sym w:font="Wingdings" w:char="F0E0"/>
+      </w:r>
+      <w:r>
+        <w:rPr>
+          <w:sz w:val="24"/>
+          <w:szCs w:val="24"/>
+          <w:lang w:val="en-US"/>
+        </w:rPr>
+        <w:t xml:space="preserve"> The value to search for</w:t>
+      </w:r>
+    </w:p>
+    <w:p>
+      <w:pPr>
+        <w:pStyle w:val="ListParagraph"/>
+        <w:numPr>
+          <w:ilvl w:val="2"/>
+          <w:numId w:val="2"/>
+        </w:numPr>
+        <w:rPr>
+          <w:sz w:val="24"/>
+          <w:szCs w:val="24"/>
+          <w:lang w:val="en-US"/>
+        </w:rPr>
+      </w:pPr>
+      <w:r>
+        <w:rPr>
+          <w:sz w:val="24"/>
+          <w:szCs w:val="24"/>
+          <w:lang w:val="en-US"/>
+        </w:rPr>
+        <w:t xml:space="preserve">Lookup_vector   </w:t>
+      </w:r>
+      <w:r>
+        <w:rPr>
+          <w:sz w:val="24"/>
+          <w:szCs w:val="24"/>
+          <w:lang w:val="en-US"/>
+        </w:rPr>
+        <w:sym w:font="Wingdings" w:char="F0E0"/>
+      </w:r>
+      <w:r>
+        <w:rPr>
+          <w:sz w:val="24"/>
+          <w:szCs w:val="24"/>
+          <w:lang w:val="en-US"/>
+        </w:rPr>
+        <w:t xml:space="preserve"> The row or column containing the value to search</w:t>
+      </w:r>
+    </w:p>
+    <w:p>
+      <w:pPr>
+        <w:pStyle w:val="ListParagraph"/>
+        <w:numPr>
+          <w:ilvl w:val="2"/>
+          <w:numId w:val="2"/>
+        </w:numPr>
+        <w:rPr>
+          <w:sz w:val="24"/>
+          <w:szCs w:val="24"/>
+          <w:lang w:val="en-US"/>
+        </w:rPr>
+      </w:pPr>
+      <w:r>
+        <w:rPr>
+          <w:sz w:val="24"/>
+          <w:szCs w:val="24"/>
+          <w:lang w:val="en-US"/>
+        </w:rPr>
+        <w:t xml:space="preserve">result_vector  </w:t>
+      </w:r>
+      <w:r>
+        <w:rPr>
+          <w:sz w:val="24"/>
+          <w:szCs w:val="24"/>
+          <w:lang w:val="en-US"/>
+        </w:rPr>
+        <w:sym w:font="Wingdings" w:char="F0E0"/>
+      </w:r>
+      <w:r>
+        <w:rPr>
+          <w:sz w:val="24"/>
+          <w:szCs w:val="24"/>
+          <w:lang w:val="en-US"/>
+        </w:rPr>
+        <w:t xml:space="preserve"> The row or column containing the value to return</w:t>
+      </w:r>
+    </w:p>
+    <w:p>
+      <w:pPr>
+        <w:rPr>
+          <w:sz w:val="24"/>
+          <w:szCs w:val="24"/>
+          <w:lang w:val="en-US"/>
+        </w:rPr>
+      </w:pPr>
+      <w:r>
+        <w:rPr>
+          <w:sz w:val="24"/>
+          <w:szCs w:val="24"/>
+          <w:lang w:val="en-US"/>
+        </w:rPr>
+        <w:drawing>
+          <wp:inline distT="0" distB="0" distL="0" distR="0" wp14:anchorId="707774D1" wp14:editId="1AE3E330">
+            <wp:extent cx="5731510" cy="4046220"/>
+            <wp:effectExtent l="0" t="0" r="2540" b="0"/>
+            <wp:docPr id="4" name="Picture 4"/>
+            <wp:cNvGraphicFramePr>
+              <a:graphicFrameLocks xmlns:a="http://schemas.openxmlformats.org/drawingml/2006/main" noChangeAspect="1"/>
+            </wp:cNvGraphicFramePr>
+            <a:graphic xmlns:a="http://schemas.openxmlformats.org/drawingml/2006/main">
+              <a:graphicData uri="http://schemas.openxmlformats.org/drawingml/2006/picture">
+                <pic:pic xmlns:pic="http://schemas.openxmlformats.org/drawingml/2006/picture">
+                  <pic:nvPicPr>
+                    <pic:cNvPr id="1" name=""/>
+                    <pic:cNvPicPr/>
+                  </pic:nvPicPr>
+                  <pic:blipFill>
+                    <a:blip r:embed="rId9"/>
+                    <a:stretch>
+                      <a:fillRect/>
+                    </a:stretch>
+                  </pic:blipFill>
+                  <pic:spPr>
+                    <a:xfrm>
+                      <a:off x="0" y="0"/>
+                      <a:ext cx="5731510" cy="4046220"/>
+                    </a:xfrm>
+                    <a:prstGeom prst="rect">
+                      <a:avLst/>
+                    </a:prstGeom>
+                  </pic:spPr>
+                </pic:pic>
+              </a:graphicData>
+            </a:graphic>
+          </wp:inline>
+        </w:drawing>
+      </w:r>
+      <w:bookmarkStart w:id="0" w:name="_GoBack"/>
+      <w:bookmarkEnd w:id="0"/>
     </w:p>
     <w:sectPr>
       <w:pgSz w:w="11906" w:h="16838"/>
